--- a/pr-preview/pr-204/vector-calculus.docx
+++ b/pr-preview/pr-204/vector-calculus.docx
@@ -15,7 +15,7 @@
         <w:pStyle w:val="Date"/>
       </w:pPr>
       <w:r>
-        <w:t xml:space="preserve">Last modified: 2026-10-09 00:11:37 (UTC)</w:t>
+        <w:t xml:space="preserve">Last modified: 2026-10-09 00:39:57 (UTC)</w:t>
       </w:r>
     </w:p>
     <w:p>
@@ -45155,22 +45155,28 @@
                   <m:grow/>
                 </m:dPr>
                 <m:e>
-                  <m:acc>
-                    <m:accPr>
-                      <m:chr m:val="̃"/>
-                    </m:accPr>
+                  <m:sSup>
                     <m:e>
+                      <m:acc>
+                        <m:accPr>
+                          <m:chr m:val="̃"/>
+                        </m:accPr>
+                        <m:e>
+                          <m:r>
+                            <m:t>ε</m:t>
+                          </m:r>
+                        </m:e>
+                      </m:acc>
+                    </m:e>
+                    <m:sup>
                       <m:r>
-                        <m:t>ε</m:t>
+                        <m:rPr>
+                          <m:sty m:val="p"/>
+                        </m:rPr>
+                        <m:t>⊤</m:t>
                       </m:r>
-                    </m:e>
-                  </m:acc>
-                  <m:r>
-                    <m:rPr>
-                      <m:sty m:val="p"/>
-                    </m:rPr>
-                    <m:t>⋅</m:t>
-                  </m:r>
+                    </m:sup>
+                  </m:sSup>
                   <m:acc>
                     <m:accPr>
                       <m:chr m:val="̃"/>
